--- a/工學天下15樓/工學天下15樓_房仲向屋主議價溝通文件.docx
+++ b/工學天下15樓/工學天下15樓_房仲向屋主議價溝通文件.docx
@@ -236,12 +236,51 @@
       </w:r>
     </w:p>
     <w:p>
+      <w:pPr>
+        <w:jc w:val="center"/>
+      </w:pPr>
+      <w:r>
+        <w:drawing>
+          <wp:inline xmlns:a="http://schemas.openxmlformats.org/drawingml/2006/main" xmlns:pic="http://schemas.openxmlformats.org/drawingml/2006/picture">
+            <wp:extent cx="6126480" cy="4503288"/>
+            <wp:docPr id="1" name="Picture 1"/>
+            <wp:cNvGraphicFramePr>
+              <a:graphicFrameLocks noChangeAspect="1"/>
+            </wp:cNvGraphicFramePr>
+            <a:graphic>
+              <a:graphicData uri="http://schemas.openxmlformats.org/drawingml/2006/picture">
+                <pic:pic>
+                  <pic:nvPicPr>
+                    <pic:cNvPr id="0" name="工學天下15樓_成交單價價量走勢圖.png"/>
+                    <pic:cNvPicPr/>
+                  </pic:nvPicPr>
+                  <pic:blipFill>
+                    <a:blip r:embed="rId9"/>
+                    <a:stretch>
+                      <a:fillRect/>
+                    </a:stretch>
+                  </pic:blipFill>
+                  <pic:spPr>
+                    <a:xfrm>
+                      <a:off x="0" y="0"/>
+                      <a:ext cx="6126480" cy="4503288"/>
+                    </a:xfrm>
+                    <a:prstGeom prst="rect"/>
+                  </pic:spPr>
+                </pic:pic>
+              </a:graphicData>
+            </a:graphic>
+          </wp:inline>
+        </w:drawing>
+      </w:r>
+    </w:p>
+    <w:p>
       <w:r>
         <w:rPr>
           <w:rFonts w:ascii="微軟正黑體" w:hAnsi="微軟正黑體"/>
           <w:sz w:val="21"/>
         </w:rPr>
-        <w:t>* 說服邏輯： 直接拿信義房屋自己列印在不動產說明書後面的行情表（115/06 最新成交 19.58 萬/坪、114/01 成交 19.41 萬/坪、115/01 成交總價 660 萬）打破屋主對 928 萬（23.14 萬/坪）的幻想。</w:t>
+        <w:t>* 說服邏輯： 直接拿信義房屋自己列印在不動產說明書後面的行情表（115/06 最新成交 19.58 萬/坪、114/01 成交 19.41 萬/坪、115/01 成交總價 660 萬）以及上圖「全社區 129 筆實價登錄價量走勢圖」（清楚顯示 114~115 年成交量暴跌 7 成、均價從 24.68 萬大跌回 20.70 萬、最新無車位跌破 20 萬至 19.58 萬/坪），打破屋主對 928 萬（23.14 萬/坪）的幻想。</w:t>
       </w:r>
     </w:p>
     <w:p>
@@ -263,7 +302,7 @@
           <w:color w:val="475569"/>
           <w:sz w:val="20"/>
         </w:rPr>
-        <w:t>「大哥／大姐，我們目前開價 928 萬，換算單價是 23.14 萬/坪。但現在買方看屋前都看過我們信義說明書後面的實價登錄表了：</w:t>
+        <w:t>「大哥／大姐，我們目前開價 928 萬，換算單價是 23.14 萬/坪。但現在買方看屋前都看過我們信義說明書後面的實價登錄表，還把全社區 129 筆成交畫成價量走勢圖（如上圖）帶來給我們看：</w:t>
       </w:r>
     </w:p>
     <w:p>
@@ -302,7 +341,7 @@
           <w:color w:val="475569"/>
           <w:sz w:val="20"/>
         </w:rPr>
-        <w:t>3. 買方還調出樂居跟 591 的歷年統計：我們工學天下從民國 101 年到 109 年長達九年的時間，合理單價一直都在 12 萬到 16 萬/坪，樂居全期平均單價也才 17.02 萬/坪。113 年那波短暫高點已經過去了，現在 115 年最新行情實質已經退回 19.5 萬左右。</w:t>
+        <w:t>3. 買方還調出樂居跟 591 的歷年價量統計：我們工學天下從民國 101 年到 109 年長達九年的時間，合理單價一直都在 12 萬到 16 萬/坪，樂居全期平均單價也才 17.02 萬/坪。113 年那波短暫高點後，114~115 年成交量從每年 11~14 筆暴跌到只剩 3 筆，最新行情實質已經退回 19.5 萬左右。</w:t>
       </w:r>
     </w:p>
     <w:p>
